--- a/lessons/6-15-group1/homework.docx
+++ b/lessons/6-15-group1/homework.docx
@@ -353,7 +353,7 @@
         <w:t xml:space="preserve">Simplify (Simplificar)</w:t>
       </w:r>
       <w:r>
-        <w:t xml:space="preserve"> — To write an expression in its shortest form.</w:t>
+        <w:t xml:space="preserve"> — To rewrite an expression in a shorter form that is still equal to the original.</w:t>
       </w:r>
     </w:p>
     <w:p>
